--- a/docs/功能清单.docx
+++ b/docs/功能清单.docx
@@ -132,6 +132,28 @@
           </w:p>
         </w:tc>
       </w:tr>
+      <w:tr>
+        <w:tc>
+          <w:tcPr>
+            <w:tcW w:type="dxa" w:w="4320"/>
+          </w:tcPr>
+          <w:p>
+            <w:r>
+              <w:t>新手引导</w:t>
+            </w:r>
+          </w:p>
+        </w:tc>
+        <w:tc>
+          <w:tcPr>
+            <w:tcW w:type="dxa" w:w="4320"/>
+          </w:tcPr>
+          <w:p>
+            <w:r>
+              <w:t>首次注册登录自动弹出新手引导，帮助按钮可随时重放</w:t>
+            </w:r>
+          </w:p>
+        </w:tc>
+      </w:tr>
     </w:tbl>
     <w:p/>
     <w:p>
@@ -247,7 +269,7 @@
           </w:tcPr>
           <w:p>
             <w:r>
-              <w:t>保存版本（可填说明）、历史列表、一键回滚，企业级数据安全</w:t>
+              <w:t>保存版本（可填说明）、历史列表、一键回滚</w:t>
             </w:r>
           </w:p>
         </w:tc>
@@ -509,7 +531,7 @@
           </w:tcPr>
           <w:p>
             <w:r>
-              <w:t>创建型/结构型/行为型共 23 种 GoF 模式，一键插入模板到画布</w:t>
+              <w:t>创建型/结构型/行为型共 23 种 GoF 模式，一键插入模板</w:t>
             </w:r>
           </w:p>
         </w:tc>
@@ -1280,6 +1302,324 @@
       </w:tr>
     </w:tbl>
     <w:p/>
+    <w:p>
+      <w:pPr>
+        <w:pStyle w:val="Heading1"/>
+      </w:pPr>
+      <w:r>
+        <w:rPr>
+          <w:rFonts w:ascii="Microsoft YaHei" w:hAnsi="Microsoft YaHei" w:eastAsia="Microsoft YaHei"/>
+          <w:b/>
+          <w:color w:val="1F5EFF"/>
+          <w:sz w:val="32"/>
+        </w:rPr>
+        <w:t>十一、实用小功能</w:t>
+      </w:r>
+    </w:p>
+    <w:tbl>
+      <w:tblPr>
+        <w:tblStyle w:val="LightGrid-Accent1"/>
+        <w:tblW w:type="auto" w:w="0"/>
+        <w:tblLook w:firstColumn="1" w:firstRow="1" w:lastColumn="0" w:lastRow="0" w:noHBand="0" w:noVBand="1" w:val="04A0"/>
+      </w:tblPr>
+      <w:tblGrid>
+        <w:gridCol w:w="4320"/>
+        <w:gridCol w:w="4320"/>
+      </w:tblGrid>
+      <w:tr>
+        <w:tc>
+          <w:tcPr>
+            <w:tcW w:type="dxa" w:w="4320"/>
+          </w:tcPr>
+          <w:p>
+            <w:r>
+              <w:rPr>
+                <w:b/>
+              </w:rPr>
+              <w:t>功能</w:t>
+            </w:r>
+          </w:p>
+        </w:tc>
+        <w:tc>
+          <w:tcPr>
+            <w:tcW w:type="dxa" w:w="4320"/>
+          </w:tcPr>
+          <w:p>
+            <w:r>
+              <w:rPr>
+                <w:b/>
+              </w:rPr>
+              <w:t>介绍</w:t>
+            </w:r>
+          </w:p>
+        </w:tc>
+      </w:tr>
+      <w:tr>
+        <w:tc>
+          <w:tcPr>
+            <w:tcW w:type="dxa" w:w="4320"/>
+          </w:tcPr>
+          <w:p>
+            <w:r>
+              <w:t>新手引导 / 帮助中心</w:t>
+            </w:r>
+          </w:p>
+        </w:tc>
+        <w:tc>
+          <w:tcPr>
+            <w:tcW w:type="dxa" w:w="4320"/>
+          </w:tcPr>
+          <w:p>
+            <w:r>
+              <w:t>首次登录自动引导，右上角帮助可重放；帮助中心支持搜索</w:t>
+            </w:r>
+          </w:p>
+        </w:tc>
+      </w:tr>
+      <w:tr>
+        <w:tc>
+          <w:tcPr>
+            <w:tcW w:type="dxa" w:w="4320"/>
+          </w:tcPr>
+          <w:p>
+            <w:r>
+              <w:t>通用 toast 通知</w:t>
+            </w:r>
+          </w:p>
+        </w:tc>
+        <w:tc>
+          <w:tcPr>
+            <w:tcW w:type="dxa" w:w="4320"/>
+          </w:tcPr>
+          <w:p>
+            <w:r>
+              <w:t>保存/生成/报错等改用顶部轻提示，替代浏览器弹窗</w:t>
+            </w:r>
+          </w:p>
+        </w:tc>
+      </w:tr>
+      <w:tr>
+        <w:tc>
+          <w:tcPr>
+            <w:tcW w:type="dxa" w:w="4320"/>
+          </w:tcPr>
+          <w:p>
+            <w:r>
+              <w:t>画布状态栏</w:t>
+            </w:r>
+          </w:p>
+        </w:tc>
+        <w:tc>
+          <w:tcPr>
+            <w:tcW w:type="dxa" w:w="4320"/>
+          </w:tcPr>
+          <w:p>
+            <w:r>
+              <w:t>每张画布底部显示当前项目 / 元素数 / 关系数 / 当前工具</w:t>
+            </w:r>
+          </w:p>
+        </w:tc>
+      </w:tr>
+      <w:tr>
+        <w:tc>
+          <w:tcPr>
+            <w:tcW w:type="dxa" w:w="4320"/>
+          </w:tcPr>
+          <w:p>
+            <w:r>
+              <w:t>统计面板</w:t>
+            </w:r>
+          </w:p>
+        </w:tc>
+        <w:tc>
+          <w:tcPr>
+            <w:tcW w:type="dxa" w:w="4320"/>
+          </w:tcPr>
+          <w:p>
+            <w:r>
+              <w:t>首页统计项目数、元素数、关系数</w:t>
+            </w:r>
+          </w:p>
+        </w:tc>
+      </w:tr>
+      <w:tr>
+        <w:tc>
+          <w:tcPr>
+            <w:tcW w:type="dxa" w:w="4320"/>
+          </w:tcPr>
+          <w:p>
+            <w:r>
+              <w:t>键盘快捷键</w:t>
+            </w:r>
+          </w:p>
+        </w:tc>
+        <w:tc>
+          <w:tcPr>
+            <w:tcW w:type="dxa" w:w="4320"/>
+          </w:tcPr>
+          <w:p>
+            <w:r>
+              <w:t>Ctrl+Z 撤销、Ctrl+Y / Ctrl+Shift+Z 重做</w:t>
+            </w:r>
+          </w:p>
+        </w:tc>
+      </w:tr>
+      <w:tr>
+        <w:tc>
+          <w:tcPr>
+            <w:tcW w:type="dxa" w:w="4320"/>
+          </w:tcPr>
+          <w:p>
+            <w:r>
+              <w:t>导出图片</w:t>
+            </w:r>
+          </w:p>
+        </w:tc>
+        <w:tc>
+          <w:tcPr>
+            <w:tcW w:type="dxa" w:w="4320"/>
+          </w:tcPr>
+          <w:p>
+            <w:r>
+              <w:t>UML / ArchiMate / ER 一键导出 PNG</w:t>
+            </w:r>
+          </w:p>
+        </w:tc>
+      </w:tr>
+      <w:tr>
+        <w:tc>
+          <w:tcPr>
+            <w:tcW w:type="dxa" w:w="4320"/>
+          </w:tcPr>
+          <w:p>
+            <w:r>
+              <w:t>复制到剪贴板</w:t>
+            </w:r>
+          </w:p>
+        </w:tc>
+        <w:tc>
+          <w:tcPr>
+            <w:tcW w:type="dxa" w:w="4320"/>
+          </w:tcPr>
+          <w:p>
+            <w:r>
+              <w:t>代码、文档、SQL、账户 UID 一键复制</w:t>
+            </w:r>
+          </w:p>
+        </w:tc>
+      </w:tr>
+      <w:tr>
+        <w:tc>
+          <w:tcPr>
+            <w:tcW w:type="dxa" w:w="4320"/>
+          </w:tcPr>
+          <w:p>
+            <w:r>
+              <w:t>项目图标</w:t>
+            </w:r>
+          </w:p>
+        </w:tc>
+        <w:tc>
+          <w:tcPr>
+            <w:tcW w:type="dxa" w:w="4320"/>
+          </w:tcPr>
+          <w:p>
+            <w:r>
+              <w:t>项目列表 Notion 式首字母彩色图标</w:t>
+            </w:r>
+          </w:p>
+        </w:tc>
+      </w:tr>
+      <w:tr>
+        <w:tc>
+          <w:tcPr>
+            <w:tcW w:type="dxa" w:w="4320"/>
+          </w:tcPr>
+          <w:p>
+            <w:r>
+              <w:t>卡片式项目管理</w:t>
+            </w:r>
+          </w:p>
+        </w:tc>
+        <w:tc>
+          <w:tcPr>
+            <w:tcW w:type="dxa" w:w="4320"/>
+          </w:tcPr>
+          <w:p>
+            <w:r>
+              <w:t>项目卡片式布局，直观创建 / 打开 / 删除</w:t>
+            </w:r>
+          </w:p>
+        </w:tc>
+      </w:tr>
+      <w:tr>
+        <w:tc>
+          <w:tcPr>
+            <w:tcW w:type="dxa" w:w="4320"/>
+          </w:tcPr>
+          <w:p>
+            <w:r>
+              <w:t>AI 配置界面</w:t>
+            </w:r>
+          </w:p>
+        </w:tc>
+        <w:tc>
+          <w:tcPr>
+            <w:tcW w:type="dxa" w:w="4320"/>
+          </w:tcPr>
+          <w:p>
+            <w:r>
+              <w:t>AI 助手内可配置 API 密钥 / 模型 / 深度思考模型</w:t>
+            </w:r>
+          </w:p>
+        </w:tc>
+      </w:tr>
+      <w:tr>
+        <w:tc>
+          <w:tcPr>
+            <w:tcW w:type="dxa" w:w="4320"/>
+          </w:tcPr>
+          <w:p>
+            <w:r>
+              <w:t>防抖与防重复</w:t>
+            </w:r>
+          </w:p>
+        </w:tc>
+        <w:tc>
+          <w:tcPr>
+            <w:tcW w:type="dxa" w:w="4320"/>
+          </w:tcPr>
+          <w:p>
+            <w:r>
+              <w:t>双击画布防重复建元素，避免误操作</w:t>
+            </w:r>
+          </w:p>
+        </w:tc>
+      </w:tr>
+      <w:tr>
+        <w:tc>
+          <w:tcPr>
+            <w:tcW w:type="dxa" w:w="4320"/>
+          </w:tcPr>
+          <w:p>
+            <w:r>
+              <w:t>代码生成回退</w:t>
+            </w:r>
+          </w:p>
+        </w:tc>
+        <w:tc>
+          <w:tcPr>
+            <w:tcW w:type="dxa" w:w="4320"/>
+          </w:tcPr>
+          <w:p>
+            <w:r>
+              <w:t>AI 不可用时自动回退本地模板，功能不中断</w:t>
+            </w:r>
+          </w:p>
+        </w:tc>
+      </w:tr>
+    </w:tbl>
+    <w:p/>
     <w:sectPr>
       <w:pgSz w:w="12240" w:h="15840"/>
       <w:pgMar w:top="1440" w:right="1800" w:bottom="1440" w:left="1800" w:header="720" w:footer="720" w:gutter="0"/>
